--- a/services/proposal-generator/templates/lob-partials/general-liability.docx
+++ b/services/proposal-generator/templates/lob-partials/general-liability.docx
@@ -295,7 +295,7 @@
               <w:keepLines/>
             </w:pPr>
             <w:r>
-              <w:t>{description}{/deductibles}</w:t>
+              <w:t>{formattedValue}{/deductibles}</w:t>
             </w:r>
           </w:p>
         </w:tc>

--- a/services/proposal-generator/templates/lob-partials/general-liability.docx
+++ b/services/proposal-generator/templates/lob-partials/general-liability.docx
@@ -24,6 +24,7 @@
         <w:tc>
           <w:tcPr>
             <w:tcW w:type="dxa" w:w="4320"/>
+            <w:shd w:val="clear" w:color="auto" w:fill="BDD7EE"/>
           </w:tcPr>
           <w:p>
             <w:pPr>
@@ -31,6 +32,9 @@
               <w:keepNext/>
             </w:pPr>
             <w:r>
+              <w:rPr>
+                <w:b/>
+              </w:rPr>
               <w:t>Carrier</w:t>
             </w:r>
           </w:p>
@@ -54,6 +58,7 @@
         <w:tc>
           <w:tcPr>
             <w:tcW w:type="dxa" w:w="4320"/>
+            <w:shd w:val="clear" w:color="auto" w:fill="BDD7EE"/>
           </w:tcPr>
           <w:p>
             <w:pPr>
@@ -61,6 +66,9 @@
               <w:keepNext/>
             </w:pPr>
             <w:r>
+              <w:rPr>
+                <w:b/>
+              </w:rPr>
               <w:t>AM Best Rating</w:t>
             </w:r>
           </w:p>
@@ -84,6 +92,7 @@
         <w:tc>
           <w:tcPr>
             <w:tcW w:type="dxa" w:w="4320"/>
+            <w:shd w:val="clear" w:color="auto" w:fill="BDD7EE"/>
           </w:tcPr>
           <w:p>
             <w:pPr>
@@ -91,6 +100,9 @@
               <w:keepNext/>
             </w:pPr>
             <w:r>
+              <w:rPr>
+                <w:b/>
+              </w:rPr>
               <w:t>Admitted/Surplus</w:t>
             </w:r>
           </w:p>
@@ -114,12 +126,16 @@
         <w:tc>
           <w:tcPr>
             <w:tcW w:type="dxa" w:w="4320"/>
+            <w:shd w:val="clear" w:color="auto" w:fill="BDD7EE"/>
           </w:tcPr>
           <w:p>
             <w:pPr>
               <w:keepLines/>
             </w:pPr>
             <w:r>
+              <w:rPr>
+                <w:b/>
+              </w:rPr>
               <w:t>Quote #</w:t>
             </w:r>
           </w:p>
@@ -165,6 +181,7 @@
         <w:tc>
           <w:tcPr>
             <w:tcW w:type="dxa" w:w="4320"/>
+            <w:shd w:val="clear" w:color="auto" w:fill="BDD7EE"/>
           </w:tcPr>
           <w:p>
             <w:pPr>
@@ -172,6 +189,9 @@
               <w:keepNext/>
             </w:pPr>
             <w:r>
+              <w:rPr>
+                <w:b/>
+              </w:rPr>
               <w:t>Coverage</w:t>
             </w:r>
           </w:p>
@@ -179,6 +199,7 @@
         <w:tc>
           <w:tcPr>
             <w:tcW w:type="dxa" w:w="4320"/>
+            <w:shd w:val="clear" w:color="auto" w:fill="BDD7EE"/>
           </w:tcPr>
           <w:p>
             <w:pPr>
@@ -186,6 +207,9 @@
               <w:keepNext/>
             </w:pPr>
             <w:r>
+              <w:rPr>
+                <w:b/>
+              </w:rPr>
               <w:t>Limit</w:t>
             </w:r>
           </w:p>
@@ -246,6 +270,7 @@
         <w:tc>
           <w:tcPr>
             <w:tcW w:type="dxa" w:w="4320"/>
+            <w:shd w:val="clear" w:color="auto" w:fill="BDD7EE"/>
           </w:tcPr>
           <w:p>
             <w:pPr>
@@ -253,6 +278,9 @@
               <w:keepNext/>
             </w:pPr>
             <w:r>
+              <w:rPr>
+                <w:b/>
+              </w:rPr>
               <w:t>Deductible</w:t>
             </w:r>
           </w:p>
@@ -260,6 +288,7 @@
         <w:tc>
           <w:tcPr>
             <w:tcW w:type="dxa" w:w="4320"/>
+            <w:shd w:val="clear" w:color="auto" w:fill="BDD7EE"/>
           </w:tcPr>
           <w:p>
             <w:pPr>
@@ -267,6 +296,9 @@
               <w:keepNext/>
             </w:pPr>
             <w:r>
+              <w:rPr>
+                <w:b/>
+              </w:rPr>
               <w:t>Details</w:t>
             </w:r>
           </w:p>
@@ -333,6 +365,7 @@
         <w:tc>
           <w:tcPr>
             <w:tcW w:type="dxa" w:w="2880"/>
+            <w:shd w:val="clear" w:color="auto" w:fill="BDD7EE"/>
           </w:tcPr>
           <w:p>
             <w:pPr>
@@ -340,6 +373,9 @@
               <w:keepNext/>
             </w:pPr>
             <w:r>
+              <w:rPr>
+                <w:b/>
+              </w:rPr>
               <w:t>Coverage</w:t>
             </w:r>
           </w:p>
@@ -347,6 +383,7 @@
         <w:tc>
           <w:tcPr>
             <w:tcW w:type="dxa" w:w="2880"/>
+            <w:shd w:val="clear" w:color="auto" w:fill="BDD7EE"/>
           </w:tcPr>
           <w:p>
             <w:pPr>
@@ -354,6 +391,9 @@
               <w:keepNext/>
             </w:pPr>
             <w:r>
+              <w:rPr>
+                <w:b/>
+              </w:rPr>
               <w:t>Included</w:t>
             </w:r>
           </w:p>
@@ -361,6 +401,7 @@
         <w:tc>
           <w:tcPr>
             <w:tcW w:type="dxa" w:w="2880"/>
+            <w:shd w:val="clear" w:color="auto" w:fill="BDD7EE"/>
           </w:tcPr>
           <w:p>
             <w:pPr>
@@ -368,6 +409,9 @@
               <w:keepNext/>
             </w:pPr>
             <w:r>
+              <w:rPr>
+                <w:b/>
+              </w:rPr>
               <w:t>Limit</w:t>
             </w:r>
           </w:p>
@@ -423,17 +467,157 @@
         <w:t>Schedule of Locations</w:t>
       </w:r>
     </w:p>
-    <w:p>
-      <w:r>
-        <w:t>{#scheduleItems}</w:t>
-      </w:r>
-    </w:p>
+    <w:tbl>
+      <w:tblPr>
+        <w:tblStyle w:val="TableGrid"/>
+        <w:tblW w:type="auto" w:w="0"/>
+        <w:tblLook w:firstColumn="1" w:firstRow="1" w:lastColumn="0" w:lastRow="0" w:noHBand="0" w:noVBand="1" w:val="04A0"/>
+      </w:tblPr>
+      <w:tblGrid>
+        <w:gridCol w:w="2160"/>
+        <w:gridCol w:w="2160"/>
+        <w:gridCol w:w="2160"/>
+        <w:gridCol w:w="2160"/>
+      </w:tblGrid>
+      <w:tr>
+        <w:trPr>
+          <w:tblHeader/>
+          <w:tblHeader/>
+        </w:trPr>
+        <w:tc>
+          <w:tcPr>
+            <w:tcW w:type="dxa" w:w="2160"/>
+            <w:shd w:val="clear" w:color="auto" w:fill="BDD7EE"/>
+          </w:tcPr>
+          <w:p>
+            <w:pPr>
+              <w:keepLines/>
+              <w:keepNext/>
+            </w:pPr>
+            <w:r>
+              <w:rPr>
+                <w:b/>
+              </w:rPr>
+              <w:t>Location #</w:t>
+            </w:r>
+          </w:p>
+        </w:tc>
+        <w:tc>
+          <w:tcPr>
+            <w:tcW w:type="dxa" w:w="2160"/>
+            <w:shd w:val="clear" w:color="auto" w:fill="BDD7EE"/>
+          </w:tcPr>
+          <w:p>
+            <w:pPr>
+              <w:keepLines/>
+              <w:keepNext/>
+            </w:pPr>
+            <w:r>
+              <w:rPr>
+                <w:b/>
+              </w:rPr>
+              <w:t>Street</w:t>
+            </w:r>
+          </w:p>
+        </w:tc>
+        <w:tc>
+          <w:tcPr>
+            <w:tcW w:type="dxa" w:w="2160"/>
+            <w:shd w:val="clear" w:color="auto" w:fill="BDD7EE"/>
+          </w:tcPr>
+          <w:p>
+            <w:pPr>
+              <w:keepLines/>
+              <w:keepNext/>
+            </w:pPr>
+            <w:r>
+              <w:rPr>
+                <w:b/>
+              </w:rPr>
+              <w:t>City</w:t>
+            </w:r>
+          </w:p>
+        </w:tc>
+        <w:tc>
+          <w:tcPr>
+            <w:tcW w:type="dxa" w:w="2160"/>
+            <w:shd w:val="clear" w:color="auto" w:fill="BDD7EE"/>
+          </w:tcPr>
+          <w:p>
+            <w:pPr>
+              <w:keepLines/>
+              <w:keepNext/>
+            </w:pPr>
+            <w:r>
+              <w:rPr>
+                <w:b/>
+              </w:rPr>
+              <w:t>State</w:t>
+            </w:r>
+          </w:p>
+        </w:tc>
+      </w:tr>
+      <w:tr>
+        <w:tc>
+          <w:tcPr>
+            <w:tcW w:type="dxa" w:w="2160"/>
+          </w:tcPr>
+          <w:p>
+            <w:pPr>
+              <w:keepLines/>
+            </w:pPr>
+            <w:r>
+              <w:t>{#scheduleLocations}{itemNumber}</w:t>
+            </w:r>
+          </w:p>
+        </w:tc>
+        <w:tc>
+          <w:tcPr>
+            <w:tcW w:type="dxa" w:w="2160"/>
+          </w:tcPr>
+          <w:p>
+            <w:pPr>
+              <w:keepLines/>
+            </w:pPr>
+            <w:r>
+              <w:t>{streetAddress}</w:t>
+            </w:r>
+          </w:p>
+        </w:tc>
+        <w:tc>
+          <w:tcPr>
+            <w:tcW w:type="dxa" w:w="2160"/>
+          </w:tcPr>
+          <w:p>
+            <w:pPr>
+              <w:keepLines/>
+            </w:pPr>
+            <w:r>
+              <w:t>{city}</w:t>
+            </w:r>
+          </w:p>
+        </w:tc>
+        <w:tc>
+          <w:tcPr>
+            <w:tcW w:type="dxa" w:w="2160"/>
+          </w:tcPr>
+          <w:p>
+            <w:pPr>
+              <w:keepLines/>
+            </w:pPr>
+            <w:r>
+              <w:t>{state}{/scheduleLocations}</w:t>
+            </w:r>
+          </w:p>
+        </w:tc>
+      </w:tr>
+    </w:tbl>
     <w:p>
       <w:pPr>
-        <w:pStyle w:val="Heading3"/>
+        <w:pStyle w:val="Heading2"/>
       </w:pPr>
       <w:r>
-        <w:t>Item {itemNumber}: {description}</w:t>
+        <w:t>Basis of Premium</w:t>
       </w:r>
     </w:p>
     <w:tbl>
@@ -443,8 +627,11 @@
         <w:tblLook w:firstColumn="1" w:firstRow="1" w:lastColumn="0" w:lastRow="0" w:noHBand="0" w:noVBand="1" w:val="04A0"/>
       </w:tblPr>
       <w:tblGrid>
-        <w:gridCol w:w="4320"/>
-        <w:gridCol w:w="4320"/>
+        <w:gridCol w:w="1728"/>
+        <w:gridCol w:w="1728"/>
+        <w:gridCol w:w="1728"/>
+        <w:gridCol w:w="1728"/>
+        <w:gridCol w:w="1728"/>
       </w:tblGrid>
       <w:tr>
         <w:trPr>
@@ -453,7 +640,8 @@
         </w:trPr>
         <w:tc>
           <w:tcPr>
-            <w:tcW w:type="dxa" w:w="4320"/>
+            <w:tcW w:type="dxa" w:w="1728"/>
+            <w:shd w:val="clear" w:color="auto" w:fill="BDD7EE"/>
           </w:tcPr>
           <w:p>
             <w:pPr>
@@ -461,13 +649,17 @@
               <w:keepNext/>
             </w:pPr>
             <w:r>
-              <w:t>Field</w:t>
+              <w:rPr>
+                <w:b/>
+              </w:rPr>
+              <w:t>Class Code</w:t>
             </w:r>
           </w:p>
         </w:tc>
         <w:tc>
           <w:tcPr>
-            <w:tcW w:type="dxa" w:w="4320"/>
+            <w:tcW w:type="dxa" w:w="1728"/>
+            <w:shd w:val="clear" w:color="auto" w:fill="BDD7EE"/>
           </w:tcPr>
           <w:p>
             <w:pPr>
@@ -475,7 +667,64 @@
               <w:keepNext/>
             </w:pPr>
             <w:r>
-              <w:t>Value</w:t>
+              <w:rPr>
+                <w:b/>
+              </w:rPr>
+              <w:t>Description</w:t>
+            </w:r>
+          </w:p>
+        </w:tc>
+        <w:tc>
+          <w:tcPr>
+            <w:tcW w:type="dxa" w:w="1728"/>
+            <w:shd w:val="clear" w:color="auto" w:fill="BDD7EE"/>
+          </w:tcPr>
+          <w:p>
+            <w:pPr>
+              <w:keepLines/>
+              <w:keepNext/>
+            </w:pPr>
+            <w:r>
+              <w:rPr>
+                <w:b/>
+              </w:rPr>
+              <w:t>Exposure</w:t>
+            </w:r>
+          </w:p>
+        </w:tc>
+        <w:tc>
+          <w:tcPr>
+            <w:tcW w:type="dxa" w:w="1728"/>
+            <w:shd w:val="clear" w:color="auto" w:fill="BDD7EE"/>
+          </w:tcPr>
+          <w:p>
+            <w:pPr>
+              <w:keepLines/>
+              <w:keepNext/>
+            </w:pPr>
+            <w:r>
+              <w:rPr>
+                <w:b/>
+              </w:rPr>
+              <w:t>Rate</w:t>
+            </w:r>
+          </w:p>
+        </w:tc>
+        <w:tc>
+          <w:tcPr>
+            <w:tcW w:type="dxa" w:w="1728"/>
+            <w:shd w:val="clear" w:color="auto" w:fill="BDD7EE"/>
+          </w:tcPr>
+          <w:p>
+            <w:pPr>
+              <w:keepLines/>
+              <w:keepNext/>
+            </w:pPr>
+            <w:r>
+              <w:rPr>
+                <w:b/>
+              </w:rPr>
+              <w:t>Premium</w:t>
             </w:r>
           </w:p>
         </w:tc>
@@ -483,128 +732,71 @@
       <w:tr>
         <w:tc>
           <w:tcPr>
-            <w:tcW w:type="dxa" w:w="4320"/>
+            <w:tcW w:type="dxa" w:w="1728"/>
           </w:tcPr>
           <w:p>
             <w:pPr>
               <w:keepLines/>
             </w:pPr>
             <w:r>
-              <w:t>{#formattedAttributes}{label}</w:t>
+              <w:t>{#glClassifications}{classCode}</w:t>
             </w:r>
           </w:p>
         </w:tc>
         <w:tc>
           <w:tcPr>
-            <w:tcW w:type="dxa" w:w="4320"/>
+            <w:tcW w:type="dxa" w:w="1728"/>
           </w:tcPr>
           <w:p>
             <w:pPr>
               <w:keepLines/>
             </w:pPr>
             <w:r>
-              <w:t>{formattedValue}{/formattedAttributes}</w:t>
-            </w:r>
-          </w:p>
-        </w:tc>
-      </w:tr>
-    </w:tbl>
-    <w:p>
-      <w:r>
-        <w:t>{#children}</w:t>
-      </w:r>
-    </w:p>
-    <w:p>
-      <w:pPr>
-        <w:pStyle w:val="Heading4"/>
-      </w:pPr>
-      <w:r>
-        <w:t>Sub-item {itemNumber}: {description}</w:t>
-      </w:r>
-    </w:p>
-    <w:tbl>
-      <w:tblPr>
-        <w:tblStyle w:val="TableGrid"/>
-        <w:tblW w:type="auto" w:w="0"/>
-        <w:tblLook w:firstColumn="1" w:firstRow="1" w:lastColumn="0" w:lastRow="0" w:noHBand="0" w:noVBand="1" w:val="04A0"/>
-      </w:tblPr>
-      <w:tblGrid>
-        <w:gridCol w:w="4320"/>
-        <w:gridCol w:w="4320"/>
-      </w:tblGrid>
-      <w:tr>
-        <w:trPr>
-          <w:tblHeader/>
-          <w:tblHeader/>
-        </w:trPr>
-        <w:tc>
-          <w:tcPr>
-            <w:tcW w:type="dxa" w:w="4320"/>
-          </w:tcPr>
-          <w:p>
-            <w:pPr>
-              <w:keepLines/>
-              <w:keepNext/>
-            </w:pPr>
-            <w:r>
-              <w:t>Field</w:t>
+              <w:t>{classDescription}</w:t>
             </w:r>
           </w:p>
         </w:tc>
         <w:tc>
           <w:tcPr>
-            <w:tcW w:type="dxa" w:w="4320"/>
-          </w:tcPr>
-          <w:p>
-            <w:pPr>
-              <w:keepLines/>
-              <w:keepNext/>
-            </w:pPr>
-            <w:r>
-              <w:t>Value</w:t>
-            </w:r>
-          </w:p>
-        </w:tc>
-      </w:tr>
-      <w:tr>
-        <w:tc>
-          <w:tcPr>
-            <w:tcW w:type="dxa" w:w="4320"/>
+            <w:tcW w:type="dxa" w:w="1728"/>
           </w:tcPr>
           <w:p>
             <w:pPr>
               <w:keepLines/>
             </w:pPr>
             <w:r>
-              <w:t>{#formattedAttributes}{label}</w:t>
+              <w:t>{exposure}</w:t>
             </w:r>
           </w:p>
         </w:tc>
         <w:tc>
           <w:tcPr>
-            <w:tcW w:type="dxa" w:w="4320"/>
+            <w:tcW w:type="dxa" w:w="1728"/>
           </w:tcPr>
           <w:p>
             <w:pPr>
               <w:keepLines/>
             </w:pPr>
             <w:r>
-              <w:t>{formattedValue}{/formattedAttributes}</w:t>
+              <w:t>{rate}</w:t>
+            </w:r>
+          </w:p>
+        </w:tc>
+        <w:tc>
+          <w:tcPr>
+            <w:tcW w:type="dxa" w:w="1728"/>
+          </w:tcPr>
+          <w:p>
+            <w:pPr>
+              <w:keepLines/>
+            </w:pPr>
+            <w:r>
+              <w:t>{glPremium}{/glClassifications}</w:t>
             </w:r>
           </w:p>
         </w:tc>
       </w:tr>
     </w:tbl>
-    <w:p>
-      <w:r>
-        <w:t>{/children}</w:t>
-      </w:r>
-    </w:p>
-    <w:p>
-      <w:r>
-        <w:t>{/scheduleItems}</w:t>
-      </w:r>
-    </w:p>
     <w:p>
       <w:pPr>
         <w:pStyle w:val="Heading2"/>
@@ -631,6 +823,7 @@
         <w:tc>
           <w:tcPr>
             <w:tcW w:type="dxa" w:w="4320"/>
+            <w:shd w:val="clear" w:color="auto" w:fill="BDD7EE"/>
           </w:tcPr>
           <w:p>
             <w:pPr>
@@ -638,6 +831,9 @@
               <w:keepNext/>
             </w:pPr>
             <w:r>
+              <w:rPr>
+                <w:b/>
+              </w:rPr>
               <w:t>Form #</w:t>
             </w:r>
           </w:p>
@@ -645,6 +841,7 @@
         <w:tc>
           <w:tcPr>
             <w:tcW w:type="dxa" w:w="4320"/>
+            <w:shd w:val="clear" w:color="auto" w:fill="BDD7EE"/>
           </w:tcPr>
           <w:p>
             <w:pPr>
@@ -652,6 +849,9 @@
               <w:keepNext/>
             </w:pPr>
             <w:r>
+              <w:rPr>
+                <w:b/>
+              </w:rPr>
               <w:t>Endorsement</w:t>
             </w:r>
           </w:p>

--- a/services/proposal-generator/templates/lob-partials/general-liability.docx
+++ b/services/proposal-generator/templates/lob-partials/general-liability.docx
@@ -2,159 +2,141 @@
 <file path=word/document.xml><?xml version="1.0" encoding="utf-8"?>
 <w:document xmlns:wpc="http://schemas.microsoft.com/office/word/2010/wordprocessingCanvas" xmlns:mo="http://schemas.microsoft.com/office/mac/office/2008/main" xmlns:mc="http://schemas.openxmlformats.org/markup-compatibility/2006" xmlns:mv="urn:schemas-microsoft-com:mac:vml" xmlns:o="urn:schemas-microsoft-com:office:office" xmlns:r="http://schemas.openxmlformats.org/officeDocument/2006/relationships" xmlns:m="http://schemas.openxmlformats.org/officeDocument/2006/math" xmlns:v="urn:schemas-microsoft-com:vml" xmlns:wp14="http://schemas.microsoft.com/office/word/2010/wordprocessingDrawing" xmlns:wp="http://schemas.openxmlformats.org/drawingml/2006/wordprocessingDrawing" xmlns:w10="urn:schemas-microsoft-com:office:word" xmlns:w="http://schemas.openxmlformats.org/wordprocessingml/2006/main" xmlns:w14="http://schemas.microsoft.com/office/word/2010/wordml" xmlns:wpg="http://schemas.microsoft.com/office/word/2010/wordprocessingGroup" xmlns:wpi="http://schemas.microsoft.com/office/word/2010/wordprocessingInk" xmlns:wne="http://schemas.microsoft.com/office/word/2006/wordml" xmlns:wps="http://schemas.microsoft.com/office/word/2010/wordprocessingShape" mc:Ignorable="w14 wp14">
   <w:body>
-    <w:p>
-      <w:pPr>
-        <w:pStyle w:val="Heading1"/>
-      </w:pPr>
-      <w:r>
-        <w:t>{sectionTitle}</w:t>
-      </w:r>
-    </w:p>
     <w:tbl>
       <w:tblPr>
         <w:tblStyle w:val="TableGrid"/>
         <w:tblW w:type="auto" w:w="0"/>
         <w:tblLook w:firstColumn="1" w:firstRow="1" w:lastColumn="0" w:lastRow="0" w:noHBand="0" w:noVBand="1" w:val="04A0"/>
+        <w:tblW w:w="8640" w:type="dxa"/>
       </w:tblPr>
       <w:tblGrid>
-        <w:gridCol w:w="4320"/>
-        <w:gridCol w:w="4320"/>
+        <w:gridCol w:w="8640"/>
       </w:tblGrid>
       <w:tr>
         <w:tc>
           <w:tcPr>
-            <w:tcW w:type="dxa" w:w="4320"/>
-            <w:shd w:val="clear" w:color="auto" w:fill="BDD7EE"/>
+            <w:tcW w:type="dxa" w:w="8640"/>
+            <w:shd w:val="clear" w:color="auto" w:fill="1F3864"/>
+            <w:tcW w:w="8640" w:type="dxa"/>
           </w:tcPr>
           <w:p>
             <w:pPr>
-              <w:keepLines/>
-              <w:keepNext/>
+              <w:spacing w:before="80" w:after="80"/>
             </w:pPr>
             <w:r>
               <w:rPr>
                 <w:b/>
+                <w:color w:val="FFFFFF"/>
+                <w:sz w:val="28"/>
               </w:rPr>
-              <w:t>Carrier</w:t>
-            </w:r>
-          </w:p>
-        </w:tc>
-        <w:tc>
-          <w:tcPr>
-            <w:tcW w:type="dxa" w:w="4320"/>
-          </w:tcPr>
-          <w:p>
-            <w:pPr>
-              <w:keepLines/>
-              <w:keepNext/>
-            </w:pPr>
-            <w:r>
-              <w:t>{carrier.name}</w:t>
-            </w:r>
-          </w:p>
-        </w:tc>
-      </w:tr>
-      <w:tr>
-        <w:tc>
-          <w:tcPr>
-            <w:tcW w:type="dxa" w:w="4320"/>
-            <w:shd w:val="clear" w:color="auto" w:fill="BDD7EE"/>
-          </w:tcPr>
-          <w:p>
-            <w:pPr>
-              <w:keepLines/>
-              <w:keepNext/>
-            </w:pPr>
-            <w:r>
-              <w:rPr>
-                <w:b/>
-              </w:rPr>
-              <w:t>AM Best Rating</w:t>
-            </w:r>
-          </w:p>
-        </w:tc>
-        <w:tc>
-          <w:tcPr>
-            <w:tcW w:type="dxa" w:w="4320"/>
-          </w:tcPr>
-          <w:p>
-            <w:pPr>
-              <w:keepLines/>
-              <w:keepNext/>
-            </w:pPr>
-            <w:r>
-              <w:t>{carrier.amBestRating}</w:t>
-            </w:r>
-          </w:p>
-        </w:tc>
-      </w:tr>
-      <w:tr>
-        <w:tc>
-          <w:tcPr>
-            <w:tcW w:type="dxa" w:w="4320"/>
-            <w:shd w:val="clear" w:color="auto" w:fill="BDD7EE"/>
-          </w:tcPr>
-          <w:p>
-            <w:pPr>
-              <w:keepLines/>
-              <w:keepNext/>
-            </w:pPr>
-            <w:r>
-              <w:rPr>
-                <w:b/>
-              </w:rPr>
-              <w:t>Admitted/Surplus</w:t>
-            </w:r>
-          </w:p>
-        </w:tc>
-        <w:tc>
-          <w:tcPr>
-            <w:tcW w:type="dxa" w:w="4320"/>
-          </w:tcPr>
-          <w:p>
-            <w:pPr>
-              <w:keepLines/>
-              <w:keepNext/>
-            </w:pPr>
-            <w:r>
-              <w:t>{#isAdmitted}Admitted{/isAdmitted}{^isAdmitted}Surplus Lines{/isAdmitted}</w:t>
-            </w:r>
-          </w:p>
-        </w:tc>
-      </w:tr>
-      <w:tr>
-        <w:tc>
-          <w:tcPr>
-            <w:tcW w:type="dxa" w:w="4320"/>
-            <w:shd w:val="clear" w:color="auto" w:fill="BDD7EE"/>
-          </w:tcPr>
-          <w:p>
-            <w:pPr>
-              <w:keepLines/>
-            </w:pPr>
-            <w:r>
-              <w:rPr>
-                <w:b/>
-              </w:rPr>
-              <w:t>Quote #</w:t>
-            </w:r>
-          </w:p>
-        </w:tc>
-        <w:tc>
-          <w:tcPr>
-            <w:tcW w:type="dxa" w:w="4320"/>
-          </w:tcPr>
-          <w:p>
-            <w:pPr>
-              <w:keepLines/>
-            </w:pPr>
-            <w:r>
-              <w:t>{#quoteNumber}{quoteNumber}{/quoteNumber}{^quoteNumber}—{/quoteNumber}</w:t>
+              <w:t>{SECTIONTITLE}</w:t>
             </w:r>
           </w:p>
         </w:tc>
       </w:tr>
     </w:tbl>
+    <w:p>
+      <w:pPr>
+        <w:spacing w:after="40"/>
+      </w:pPr>
+      <w:r>
+        <w:rPr>
+          <w:b/>
+          <w:sz w:val="20"/>
+        </w:rPr>
+        <w:t xml:space="preserve">CARRIER    </w:t>
+      </w:r>
+      <w:r>
+        <w:rPr>
+          <w:b w:val="0"/>
+          <w:sz w:val="20"/>
+        </w:rPr>
+        <w:t>{carrier.name}</w:t>
+      </w:r>
+    </w:p>
+    <w:p>
+      <w:pPr>
+        <w:spacing w:after="40"/>
+      </w:pPr>
+      <w:r>
+        <w:rPr>
+          <w:b/>
+          <w:sz w:val="20"/>
+        </w:rPr>
+        <w:t xml:space="preserve">A.M. BEST RATING    </w:t>
+      </w:r>
+      <w:r>
+        <w:rPr>
+          <w:b w:val="0"/>
+          <w:sz w:val="20"/>
+        </w:rPr>
+        <w:t>{carrier.amBestRating}</w:t>
+      </w:r>
+    </w:p>
+    <w:p>
+      <w:pPr>
+        <w:spacing w:after="40"/>
+      </w:pPr>
+      <w:r>
+        <w:rPr>
+          <w:b/>
+          <w:sz w:val="20"/>
+        </w:rPr>
+        <w:t xml:space="preserve">POLICY PERIOD    </w:t>
+      </w:r>
+      <w:r>
+        <w:rPr>
+          <w:b w:val="0"/>
+          <w:sz w:val="20"/>
+        </w:rPr>
+        <w:t>{effectiveDate} — {expirationDate}</w:t>
+      </w:r>
+    </w:p>
+    <w:p>
+      <w:pPr>
+        <w:spacing w:after="40"/>
+      </w:pPr>
+      <w:r>
+        <w:rPr>
+          <w:b/>
+          <w:sz w:val="20"/>
+        </w:rPr>
+        <w:t xml:space="preserve">COVERAGE    </w:t>
+      </w:r>
+      <w:r>
+        <w:rPr>
+          <w:b w:val="0"/>
+          <w:sz w:val="20"/>
+        </w:rPr>
+        <w:t>{sectionTitle}</w:t>
+      </w:r>
+    </w:p>
+    <w:p>
+      <w:pPr>
+        <w:pStyle w:val="Heading3"/>
+      </w:pPr>
+      <w:r>
+        <w:t>Named Insured</w:t>
+      </w:r>
+    </w:p>
+    <w:p>
+      <w:r>
+        <w:t>{#namedInsureds}</w:t>
+      </w:r>
+    </w:p>
+    <w:p>
+      <w:pPr>
+        <w:pStyle w:val="ListBullet"/>
+      </w:pPr>
+      <w:r>
+        <w:t>• {name}</w:t>
+      </w:r>
+    </w:p>
+    <w:p>
+      <w:r>
+        <w:t>{/namedInsureds}</w:t>
+      </w:r>
+    </w:p>
     <w:p>
       <w:pPr>
         <w:pStyle w:val="Heading2"/>

--- a/services/proposal-generator/templates/lob-partials/general-liability.docx
+++ b/services/proposal-generator/templates/lob-partials/general-liability.docx
@@ -29,7 +29,7 @@
                 <w:color w:val="FFFFFF"/>
                 <w:sz w:val="28"/>
               </w:rPr>
-              <w:t>{SECTIONTITLE}</w:t>
+              <w:t>{sectionTitle}</w:t>
             </w:r>
           </w:p>
         </w:tc>
@@ -129,7 +129,7 @@
         <w:pStyle w:val="ListBullet"/>
       </w:pPr>
       <w:r>
-        <w:t>• {name}</w:t>
+        <w:t>{name}</w:t>
       </w:r>
     </w:p>
     <w:p>
